--- a/docs/06-权限矩阵与错误码校验规则_V3.0.docx
+++ b/docs/06-权限矩阵与错误码校验规则_V3.0.docx
@@ -366,15 +366,8 @@
             <w:vAlign w:val="center"/>
           </w:tcPr>
           <w:p>
-            <w:pPr>
-              <w:spacing w:after="40" w:before="40"/>
-            </w:pPr>
             <w:r>
-              <w:rPr>
-                <w:rFonts w:ascii="Microsoft YaHei" w:hAnsi="Microsoft YaHei"/>
-                <w:sz w:val="16"/>
-              </w:rPr>
-              <w:t>approval:view、approval:create、expense:apply、expense:ledger:view</w:t>
+              <w:t>approval:view、approval:create、expense:apply、expense:ledger:view；charging:view</w:t>
             </w:r>
           </w:p>
         </w:tc>
@@ -384,15 +377,8 @@
             <w:vAlign w:val="center"/>
           </w:tcPr>
           <w:p>
-            <w:pPr>
-              <w:spacing w:after="40" w:before="40"/>
-            </w:pPr>
             <w:r>
-              <w:rPr>
-                <w:rFonts w:ascii="Microsoft YaHei" w:hAnsi="Microsoft YaHei"/>
-                <w:sz w:val="16"/>
-              </w:rPr>
-              <w:t>approval:process、approval:return、approval:flow:manage、expense:attribution:edit、expense:reversal、expense:export、expense:import:submit</w:t>
+              <w:t>approval:process、approval:return、approval:flow:manage、expense:attribution:edit、expense:reversal、expense:export、expense:import:submit；charging:company:manage；charging:import</w:t>
             </w:r>
           </w:p>
         </w:tc>
@@ -520,6 +506,12 @@
     <w:p>
       <w:r>
         <w:t>上述 code 为最终原子业务能力，角色授权由数据配置。API 按具体动作检查相应 code，查看与导出、查看与修改分离。单一 DRIVER 角色的权限还必须叠加司机类型和本人范围；不得因角色可配置而让外协获得公司财务能力。系统用户管理不得创建/分配 DRIVER，需走司机业务流程。</w:t>
+      </w:r>
+    </w:p>
+    <w:p>
+      <w:pPr/>
+      <w:r>
+        <w:t>充电公司专项原子权限：charging:company:manage 管理当前公司与字段映射；charging:import 确认订单正式导入；charging:view 查看历史、来源订单和下载原始文件。费用台账查看可追溯对应充电来源订单，但原始文件下载仍须 charging:view。所有接口拒绝 DRIVER，不因菜单隐藏而放宽；服务端对原文件、来源身份、金额、去重、车辆、候选任务和数量对账重新校验。</w:t>
       </w:r>
     </w:p>
     <w:p>

--- a/docs/06-权限矩阵与错误码校验规则_V3.0.docx
+++ b/docs/06-权限矩阵与错误码校验规则_V3.0.docx
@@ -12,8 +12,9 @@
     </w:p>
     <w:p>
       <w:r>
-        <w:t>权限按业务动作分配给角色，用户恰好一个角色。菜单权限只决定入口是否可见；每个 API 还必须校验登录身份、对象范围、当前参与权、任务/审批状态、并发版本和附件 Purpose。不得以角色名 ADMIN 或前端隐藏作为唯一安全边界。Driver.driverType 由服务端 Driver 记录决定，不接受客户端自称 INTERNAL/OUTSOURCED。</w:t>
+        <w:t>权限以“八域导航—页面权限—按钮操作权限”为唯一正式模型。后端功能注册表定义页面编码、业务名称、导航层级、按钮归属、只读数据范围和 API 关联；管理端及小程序从同一功能编码判断可见性，但前端不构成安全边界。页面权限只允许读取必要资料，写入必须同时具备所属页面及按钮权限。共享 API 在数据范围相同且安全时使用 OR 授权；敏感资料使用受限 DTO 或专用入口。未关联合法功能的受保护 API 默认拒绝。</w:t>
       </w:r>
+      <w:r/>
     </w:p>
     <w:p>
       <w:pPr>
@@ -138,7 +139,7 @@
                 <w:rFonts w:ascii="Microsoft YaHei" w:hAnsi="Microsoft YaHei"/>
                 <w:sz w:val="16"/>
               </w:rPr>
-              <w:t>driver:view、vehicle:view、trailer:view、binding:view、product:view</w:t>
+              <w:t>PAGE_DRIVERS、PAGE_VEHICLES、PAGE_TRAILERS、PAGE_BINDING、PAGE_PRODUCTS</w:t>
             </w:r>
           </w:p>
         </w:tc>
@@ -156,8 +157,9 @@
                 <w:rFonts w:ascii="Microsoft YaHei" w:hAnsi="Microsoft YaHei"/>
                 <w:sz w:val="16"/>
               </w:rPr>
-              <w:t>driver:manage、vehicle:manage、trailer:manage、binding:manage、product:manage</w:t>
+              <w:t>各页面下已注册的新增、编辑、绑定、解绑及密码重置按钮；页面查看不授予写入。</w:t>
             </w:r>
+            <w:r/>
           </w:p>
         </w:tc>
       </w:tr>
@@ -179,7 +181,7 @@
                 <w:rFonts w:ascii="Microsoft YaHei" w:hAnsi="Microsoft YaHei"/>
                 <w:sz w:val="16"/>
               </w:rPr>
-              <w:t>模板与任务</w:t>
+              <w:t>模板与运输</w:t>
             </w:r>
           </w:p>
         </w:tc>
@@ -197,7 +199,7 @@
                 <w:rFonts w:ascii="Microsoft YaHei" w:hAnsi="Microsoft YaHei"/>
                 <w:sz w:val="16"/>
               </w:rPr>
-              <w:t>template:view、task:view、task:participants:view、task:weight:view</w:t>
+              <w:t>PAGE_TEMPLATES、PAGE_ROUTES、PAGE_DISPATCH_INTERNAL、PAGE_DISPATCH_OUTSOURCED</w:t>
             </w:r>
           </w:p>
         </w:tc>
@@ -215,7 +217,7 @@
                 <w:rFonts w:ascii="Microsoft YaHei" w:hAnsi="Microsoft YaHei"/>
                 <w:sz w:val="16"/>
               </w:rPr>
-              <w:t>template:manage、task:create、task:publish、task:cancel、task:transfer、task:depart、task:unload、task:weight:adjust、task:amount:adjust</w:t>
+              <w:t>各页面下的模板维护、取消、转派、发车、卸货、调整和导出按钮。</w:t>
             </w:r>
           </w:p>
         </w:tc>
@@ -256,7 +258,7 @@
                 <w:rFonts w:ascii="Microsoft YaHei" w:hAnsi="Microsoft YaHei"/>
                 <w:sz w:val="16"/>
               </w:rPr>
-              <w:t>dispatch:view、task:import:view</w:t>
+              <w:t>PAGE_DISPATCH、PAGE_TASK_IMPORTS</w:t>
             </w:r>
           </w:p>
         </w:tc>
@@ -274,7 +276,7 @@
                 <w:rFonts w:ascii="Microsoft YaHei" w:hAnsi="Microsoft YaHei"/>
                 <w:sz w:val="16"/>
               </w:rPr>
-              <w:t>dispatch:batch、dispatch:export、task:import:submit</w:t>
+              <w:t>BUTTON_DISPATCH_PUBLISH、BUTTON_TASK_IMPORTS_SUBMIT；司机和车辆候选查询返回受限 DTO。</w:t>
             </w:r>
           </w:p>
         </w:tc>
@@ -315,7 +317,7 @@
                 <w:rFonts w:ascii="Microsoft YaHei" w:hAnsi="Microsoft YaHei"/>
                 <w:sz w:val="16"/>
               </w:rPr>
-              <w:t>salary:view、attendance:view、dispatch:ledger:view、salary:mine</w:t>
+              <w:t>PAGE_SALARIES、PAGE_SALARY_TRANSFERS、PAGE_ATTENDANCE、PAGE_MINI_SALARY</w:t>
             </w:r>
           </w:p>
         </w:tc>
@@ -333,7 +335,7 @@
                 <w:rFonts w:ascii="Microsoft YaHei" w:hAnsi="Microsoft YaHei"/>
                 <w:sz w:val="16"/>
               </w:rPr>
-              <w:t>salary:adjust、salary:export、attendance:export、dispatch:ledger:export</w:t>
+              <w:t>工资核对、出勤及工资导出按钮；小程序仅可读取本人薪资。</w:t>
             </w:r>
           </w:p>
         </w:tc>
@@ -367,7 +369,7 @@
           </w:tcPr>
           <w:p>
             <w:r>
-              <w:t>approval:view、approval:create、expense:apply、expense:ledger:view；charging:view</w:t>
+              <w:t>PAGE_APPROVALS_TODO、PAGE_APPROVALS_MINE、PAGE_APPROVALS_HISTORY、PAGE_APPROVALS_FLOWS、PAGE_EXPENSE_APPLY、PAGE_EXPENSE_LEDGER、PAGE_EXPENSE_UNASSIGNED、PAGE_CHARGING_IMPORTS、PAGE_CHARGING_COMPANIES</w:t>
             </w:r>
           </w:p>
         </w:tc>
@@ -378,7 +380,7 @@
           </w:tcPr>
           <w:p>
             <w:r>
-              <w:t>approval:process、approval:return、approval:flow:manage、expense:attribution:edit、expense:reversal、expense:export、expense:import:submit；charging:company:manage；charging:import</w:t>
+              <w:t>审批通过、打回、撤回、模板维护、费用提交、冲销、归属、导出和充电导入按钮；审批另验冻结节点资格。</w:t>
             </w:r>
           </w:p>
         </w:tc>
@@ -419,7 +421,7 @@
                 <w:rFonts w:ascii="Microsoft YaHei" w:hAnsi="Microsoft YaHei"/>
                 <w:sz w:val="16"/>
               </w:rPr>
-              <w:t>tire:view、tire:request:view</w:t>
+              <w:t>PAGE_TIRES、PAGE_TIRE_IMPORTS、PAGE_MINI_TIRE_REQUEST</w:t>
             </w:r>
           </w:p>
         </w:tc>
@@ -437,7 +439,7 @@
                 <w:rFonts w:ascii="Microsoft YaHei" w:hAnsi="Microsoft YaHei"/>
                 <w:sz w:val="16"/>
               </w:rPr>
-              <w:t>tire:import、tire:manage、tire:request:create、tire:request:process</w:t>
+              <w:t>轮胎维护、入库及司机换胎申请按钮；换胎审批使用审批中心按钮，不设轮胎专属审批权。</w:t>
             </w:r>
           </w:p>
         </w:tc>
@@ -478,7 +480,7 @@
                 <w:rFonts w:ascii="Microsoft YaHei" w:hAnsi="Microsoft YaHei"/>
                 <w:sz w:val="16"/>
               </w:rPr>
-              <w:t>report:view、settlement:view、audit:view</w:t>
+              <w:t>PAGE_FINANCE_COMPANY、PAGE_FINANCE_TEMPLATES、PAGE_FINANCE_TASKS、PAGE_FINANCE_VEHICLES、PAGE_FINANCE_DRIVERS、PAGE_FINANCE_ENERGY、PAGE_SETTLEMENTS、PAGE_USERS、PAGE_ROLES、PAGE_AUDIT</w:t>
             </w:r>
           </w:p>
         </w:tc>
@@ -496,7 +498,7 @@
                 <w:rFonts w:ascii="Microsoft YaHei" w:hAnsi="Microsoft YaHei"/>
                 <w:sz w:val="16"/>
               </w:rPr>
-              <w:t>report:export、settlement:generate、system:user:manage、system:role:manage</w:t>
+              <w:t>结算版本生成、用户维护和角色授权按钮；经营与审计页面只读。</w:t>
             </w:r>
           </w:p>
         </w:tc>
@@ -505,13 +507,25 @@
     <w:p/>
     <w:p>
       <w:r>
-        <w:t>上述 code 为最终原子业务能力，角色授权由数据配置。API 按具体动作检查相应 code，查看与导出、查看与修改分离。单一 DRIVER 角色的权限还必须叠加司机类型和本人范围；不得因角色可配置而让外协获得公司财务能力。系统用户管理不得创建/分配 DRIVER，需走司机业务流程。</w:t>
+        <w:t>系统只保存页面和按钮功能编码，不配置逐接口权限。用户属于一个当前有效角色；服务端在登录和权限缓存重载时取得角色授权集合，正常请求只使用已加载的 API 映射和内存集合判断，不重复扫描注解或查询完整角色权限表。角色授权修改、用户或司机停用须使相关会话或缓存失效；失效后安全重载，不沿用已撤销授权。新增功能启动时同步定义但不自动扩大普通角色授权。审批仍额外校验冻结节点角色、可选指定审批人和动作权限；附件、审计及其它业务强校验保留。</w:t>
+      </w:r>
+      <w:r/>
+      <w:r>
+        <w:t xml:space="preserve"> 会话仅以令牌摘要持久化于 MySQL，内存只缓存当前会话和权限集合；角色授权提交后增加权限版本并安全重载，不撤销仍有效的登录 Token。停用账号、司机或角色、密码变更与主动退出必须撤销相应会话。缓存重载或数据库校验失败默认拒绝；关键写入在事务边界复核当前授权。</w:t>
       </w:r>
     </w:p>
     <w:p>
       <w:pPr/>
       <w:r>
-        <w:t>充电公司专项原子权限：charging:company:manage 管理当前公司与字段映射；charging:import 确认订单正式导入；charging:view 查看历史、来源订单和下载原始文件。费用台账查看可追溯对应充电来源订单，但原始文件下载仍须 charging:view。所有接口拒绝 DRIVER，不因菜单隐藏而放宽；服务端对原文件、来源身份、金额、去重、车辆、候选任务和数量对账重新校验。</w:t>
+        <w:t>角色权限编辑器按八域导航展示页面及按钮，名称使用业务语言，编码仅作辅助提示。搜索、展开、折叠、全选、半选和服务端回显均使用正式功能注册表。勾选按钮自动勾选所属页面；取消页面同步取消依赖按钮；保存前显示增减摘要。工作台待办概览不单独授权，审批卡要求审批待办页面与处理按钮，待归属费用卡要求对应页面与归属按钮。旧接口权限编码、已废弃的车辆删除和轮胎专属审批权限不得出现在目录、授权或运行鉴权中。</w:t>
+      </w:r>
+      <w:r/>
+      <w:r/>
+    </w:p>
+    <w:p>
+      <w:pPr/>
+      <w:r>
+        <w:t>充电公司模板配置使用 PAGE_CHARGING_COMPANIES 与 BUTTON_CHARGING_COMPANIES_MANAGE；充电订单导入使用 PAGE_CHARGING_IMPORTS 与 BUTTON_CHARGING_IMPORTS_IMPORT。导入历史、原始文件和费用来源追溯继续按正式页面权限、本人或业务范围及附件 Purpose 校验，不配置逐接口权限。</w:t>
       </w:r>
     </w:p>
     <w:p>
@@ -964,7 +978,7 @@
                 <w:rFonts w:ascii="Microsoft YaHei" w:hAnsi="Microsoft YaHei"/>
                 <w:sz w:val="16"/>
               </w:rPr>
-              <w:t>salary:view/adjust/export 分离</w:t>
+              <w:t>PAGE_SALARIES/adjust/export 分离</w:t>
             </w:r>
           </w:p>
         </w:tc>
@@ -982,7 +996,7 @@
                 <w:rFonts w:ascii="Microsoft YaHei" w:hAnsi="Microsoft YaHei"/>
                 <w:sz w:val="16"/>
               </w:rPr>
-              <w:t>本人薪资仅 salary:mine</w:t>
+              <w:t>本人薪资仅 PAGE_MINI_SALARY</w:t>
             </w:r>
           </w:p>
         </w:tc>
@@ -1077,7 +1091,7 @@
                 <w:rFonts w:ascii="Microsoft YaHei" w:hAnsi="Microsoft YaHei"/>
                 <w:sz w:val="16"/>
               </w:rPr>
-              <w:t>符合模板与 expense:apply 时可申请</w:t>
+              <w:t>符合模板与 BUTTON_EXPENSE_APPLY_SUBMIT 时可申请</w:t>
             </w:r>
           </w:p>
         </w:tc>
@@ -1172,7 +1186,7 @@
                 <w:rFonts w:ascii="Microsoft YaHei" w:hAnsi="Microsoft YaHei"/>
                 <w:sz w:val="16"/>
               </w:rPr>
-              <w:t>tire:request:create 且本人车辆/库存合格</w:t>
+              <w:t>BUTTON_MINI_TIRE_REQUEST_SUBMIT 且本人车辆/库存合格</w:t>
             </w:r>
           </w:p>
         </w:tc>
@@ -1407,8 +1421,9 @@
     <w:p/>
     <w:p>
       <w:r>
-        <w:t>审批待办的当前操作人须与冻结 FlowVersion 的任务一致。指定步骤打回候选必须属于该实例已实际通过、允许返回、当前步骤之前的节点；targetFlowNodeId 必须在候选中，手填 nodeOrder 无效。历史任务或失效 Submission 的旧审批动作不得执行。</w:t>
+        <w:t>审批待办、通过和打回先验证页面及对应按钮权限，再验证当前用户有效、冻结 FlowVersion 的节点角色、可选指定审批人及合法状态。换胎与费用申请均使用统一审批流程；换胎发起使用 BUTTON_MINI_TIRE_REQUEST_SUBMIT。指定人员失效时节点保持待处理，不自动放开；合法退回、重新提交、撤回和审批历史按正式规则保留。</w:t>
       </w:r>
+      <w:r/>
     </w:p>
     <w:p>
       <w:pPr>
@@ -1791,15 +1806,8 @@
             <w:vAlign w:val="center"/>
           </w:tcPr>
           <w:p>
-            <w:pPr>
-              <w:spacing w:after="40" w:before="40"/>
-            </w:pPr>
             <w:r>
-              <w:rPr>
-                <w:rFonts w:ascii="Microsoft YaHei" w:hAnsi="Microsoft YaHei"/>
-                <w:sz w:val="18"/>
-              </w:rPr>
-              <w:t>维护中禁发起、在途禁改冻结流程；目标 FlowNode ID 属合法候选，重走目标及后续；动作附件 owner/purpose 校验。</w:t>
+              <w:t>维护中禁发起、在途禁改冻结流程；目标 FlowNode ID 属合法候选，重走目标及后续；动作附件 owner/purpose 校验。 节点角色必选、指定人选填且必须属于该角色；撤回与审批处理互斥，已生效费用不可撤回。</w:t>
             </w:r>
           </w:p>
         </w:tc>
@@ -2618,6 +2626,9 @@
       <w:r>
         <w:t>响应还应包含可定位字段/行错误和 requestId，但不返回 SQL、内部堆栈、密码、Token 或未经授权的业务字段。重复提交的幂等成功与真正重复业务行失败须区分；通知写入失败不改变已提交业务响应。</w:t>
       </w:r>
+      <w:r>
+        <w:t>requestId 仅用于服务端日志和内部追踪；管理端面向用户的错误弹窗不得展示请求编号、技术详情或复制编号入口。字段校验可在输入框旁提示，API 失败由统一弹窗以业务场景标题和准确业务原因提示，按钮为“确定”，且弹窗层级高于当前编辑弹窗。</w:t>
+      </w:r>
     </w:p>
     <w:p>
       <w:pPr>

--- a/docs/06-权限矩阵与错误码校验规则_V3.0.docx
+++ b/docs/06-权限矩阵与错误码校验规则_V3.0.docx
@@ -521,6 +521,15 @@
       </w:r>
       <w:r/>
       <w:r/>
+    </w:p>
+    <w:p>
+      <w:pPr/>
+      <w:r>
+        <w:t>司机管理页面 PAGE_DRIVERS 允许下载十列模板与只读预览；BUTTON_DRIVERS_IMPORT 仅允许正式整批确认，按钮必须依赖父页面权限。服务端仍按当前用户权限、字段和唯一性、绑定条件及事务状态校验，司机端和无权管理人员不能绕过页面调用导入 API。预览与审计不记录明文初始密码或完整敏感证件内容。</w:t>
+      </w:r>
+      <w:r>
+        <w:t xml:space="preserve"> 停用司机仍需服务端校验未完成任务；校验通过后与状态更新、当前车辆解绑及历史记录同一事务提交。只读关联信息沿用司机、车辆、车挂页面既有数据范围，不新增授权编码。</w:t>
+      </w:r>
     </w:p>
     <w:p>
       <w:pPr/>
@@ -1894,6 +1903,28 @@
           </w:p>
         </w:tc>
       </w:tr>
+      <w:tr>
+        <w:tc>
+          <w:tcPr>
+            <w:tcW w:type="dxa" w:w="4901"/>
+          </w:tcPr>
+          <w:p>
+            <w:r>
+              <w:t>车辆、车挂停用与绑定</w:t>
+            </w:r>
+          </w:p>
+        </w:tc>
+        <w:tc>
+          <w:tcPr>
+            <w:tcW w:type="dxa" w:w="4901"/>
+          </w:tcPr>
+          <w:p>
+            <w:r>
+              <w:t>绑定双方必须启用；停用前按当前参与人检查 PUBLISHED、IN_TRANSIT、TRANSFER_PENDING。车辆停用同时核查当前车挂，成功后同一事务解除司机和车挂绑定；车挂停用解除车辆绑定，历史均留存。</w:t>
+            </w:r>
+          </w:p>
+        </w:tc>
+      </w:tr>
     </w:tbl>
     <w:p/>
     <w:p>
@@ -2368,6 +2399,9 @@
               </w:rPr>
               <w:t>STATE_CONFLICT</w:t>
             </w:r>
+            <w:r>
+              <w:t>、VEHICLE_ACTIVE_TASKS、TRAILER_ACTIVE_TASKS、VEHICLE_DISABLED、TRAILER_DISABLED</w:t>
+            </w:r>
           </w:p>
         </w:tc>
         <w:tc>
@@ -2641,6 +2675,9 @@
     <w:p>
       <w:r>
         <w:t>关键动作记录 actor、对象、前后状态/金额/归属、原因、时间和 requestId：绑定、调度发布、发车/转派/卸货、重量与金额纠错、工资核定、费用批准/归属/冲销、审批打回、轮胎入库/申领/维护、权限和结算。Audit 不含明文密码、完整 Token、非必要个人敏感信息。司机任务响应在后端 DTO 层排除单价、信息费、任何参与工资、收入、总支出、利润、达标状态和阈值，附件预览按本人/权限二次校验。关键写入用数据库事务、唯一约束及 requestKey/expectedVersion；前端禁用按钮不代替这些边界。</w:t>
+      </w:r>
+      <w:r>
+        <w:t xml:space="preserve"> 停用车辆或车挂与自动解绑共用事务；服务端阻止停用对象被重新绑定，并按当前任务状态拒绝有待发车或在途任务的停用请求。</w:t>
       </w:r>
     </w:p>
     <w:sectPr>

--- a/docs/06-权限矩阵与错误码校验规则_V3.0.docx
+++ b/docs/06-权限矩阵与错误码校验规则_V3.0.docx
@@ -1429,10 +1429,14 @@
     </w:tbl>
     <w:p/>
     <w:p>
+      <w:r/>
+      <w:r/>
       <w:r>
-        <w:t>审批待办、通过和打回先验证页面及对应按钮权限，再验证当前用户有效、冻结 FlowVersion 的节点角色、可选指定审批人及合法状态。换胎与费用申请均使用统一审批流程；换胎发起使用 BUTTON_MINI_TIRE_REQUEST_SUBMIT。指定人员失效时节点保持待处理，不自动放开；合法退回、重新提交、撤回和审批历史按正式规则保留。</w:t>
+        <w:t>审批待办、通过和打回先验证页面及对应按钮权限，再验证当前用户有效、冻结 FlowVersion 的节点角色、可选指定审批人及合法状态。换胎与费用申请均使用统一审批流程；换胎发起使用 BUTTON_MINI_TIRE_REQUEST_SUBMIT。指定人员失效时节点保持待处理，不自动放开；打回原因必填；审批动作使用实际登录用户 ID 写入并返回其角色和手机号，不将申请人误当审批人。申请人只可查看、为每个保留胎号重新上传照片、核对胎号并重新提交本人被打回的换胎申请；我处理过的仅依据本人审批动作，不把提交动作计入。合法退回、重新提交、撤回和审批历史按正式规则保留。</w:t>
       </w:r>
-      <w:r/>
+      <w:r>
+        <w:t xml:space="preserve"> 统一附件中心对 APPROVAL_APPLICATION 与 APPROVAL_ACTION 上传分别校验管理端或小程序对应申请、通过、打回按钮权限；临时上传只允许当前用户读取和绑定，已绑定图片按申请人、当前节点资格或合法历史查看范围授权。审批事务核验附件 Purpose、上传人、临时状态并绑定实际提交版本或动作；并发及幂等校验继续生效。</w:t>
+      </w:r>
     </w:p>
     <w:p>
       <w:pPr>
@@ -1700,7 +1704,7 @@
                 <w:rFonts w:ascii="Microsoft YaHei" w:hAnsi="Microsoft YaHei"/>
                 <w:sz w:val="18"/>
               </w:rPr>
-              <w:t>仅 UNPUBLISHED/PUBLISHED 且从未实际发车、未进入转派链；原因必填，进入终态 CANCELLED；发车后、转派中、COMPLETED 全部拒绝。</w:t>
+              <w:t>仅 PUBLISHED 且从未实际发车、未进入转派链；原因必填，进入终态 CANCELLED；发车后、转派中、COMPLETED 全部拒绝。</w:t>
             </w:r>
           </w:p>
         </w:tc>
@@ -1742,6 +1746,9 @@
                 <w:sz w:val="18"/>
               </w:rPr>
               <w:t>applicationScope 不可变、TASK 仅单项且司机参与目标任务、DAILY 车/司机分别存在、外协拒绝、金额&gt;0、批次同大类、审批实例+itemNo 唯一、重复批准不重记。</w:t>
+            </w:r>
+            <w:r>
+              <w:t xml:space="preserve"> DAILY 车挂号可空，填写时必须在当前未删除车挂资料中存在；Excel 预览、手工核对和最终提交均校验，不强制当前绑定或启用状态。电费/TEMP_ELECTRIC 仅 ELECTRIC 车，气费/TEMP_GAS 仅 GAS 车；创建与打回重提均逐项服务端强校验，不能依赖前端筛选。</w:t>
             </w:r>
           </w:p>
         </w:tc>
@@ -1849,15 +1856,8 @@
             <w:vAlign w:val="center"/>
           </w:tcPr>
           <w:p>
-            <w:pPr>
-              <w:spacing w:after="40" w:before="40"/>
-            </w:pPr>
             <w:r>
-              <w:rPr>
-                <w:rFonts w:ascii="Microsoft YaHei" w:hAnsi="Microsoft YaHei"/>
-                <w:sz w:val="18"/>
-              </w:rPr>
-              <w:t>固定四列、胎号唯一、AVAILABLE 库存、原图/OCR/确认值保留、申领防重复；Web 无申请动作。</w:t>
+              <w:t>固定四列入库；换胎批内胎号唯一、1～20 项、每项 OCR 原图和确认值归属本人；逐项区分胎号不存在、已申领、待审批及同批重复，任一失败不创建审批。提交时重验库存和 OCR 归属；审批通过整批原子申领，失败全批回滚；Web 无申请动作。</w:t>
             </w:r>
           </w:p>
         </w:tc>

--- a/docs/06-权限矩阵与错误码校验规则_V3.0.docx
+++ b/docs/06-权限矩阵与错误码校验规则_V3.0.docx
@@ -317,7 +317,7 @@
                 <w:rFonts w:ascii="Microsoft YaHei" w:hAnsi="Microsoft YaHei"/>
                 <w:sz w:val="16"/>
               </w:rPr>
-              <w:t>PAGE_SALARIES、PAGE_SALARY_TRANSFERS、PAGE_ATTENDANCE、PAGE_MINI_SALARY</w:t>
+              <w:t>PAGE_SALARIES、PAGE_ATTENDANCE、PAGE_MINI_SALARY</w:t>
             </w:r>
           </w:p>
         </w:tc>

--- a/docs/06-权限矩阵与错误码校验规则_V3.0.docx
+++ b/docs/06-权限矩阵与错误码校验规则_V3.0.docx
@@ -517,10 +517,13 @@
     <w:p>
       <w:pPr/>
       <w:r>
-        <w:t>角色权限编辑器按八域导航展示页面及按钮，名称使用业务语言，编码仅作辅助提示。搜索、展开、折叠、全选、半选和服务端回显均使用正式功能注册表。勾选按钮自动勾选所属页面；取消页面同步取消依赖按钮；保存前显示增减摘要。工作台待办概览不单独授权，审批卡要求审批待办页面与处理按钮，待归属费用卡要求对应页面与归属按钮。旧接口权限编码、已废弃的车辆删除和轮胎专属审批权限不得出现在目录、授权或运行鉴权中。</w:t>
+        <w:t>角色权限编辑器按八域导航展示页面及按钮，名称使用业务语言，编码仅作辅助提示。搜索、展开、折叠、全选、半选和服务端回显均使用正式功能注册表。勾选按钮自动勾选所属页面；取消页面同步取消依赖按钮；保存前显示增减摘要。工作台待办概览不单独授权，审批卡要求审批待办页面与处理按钮，待归属费用卡要求对应页面与归属按钮。旧接口权限编码、已废弃的车辆删除和轮胎专属审批权限不得出现在目录、授权或运行鉴权中。 小程序单人派单页面 PAGE_MINI_DISPATCH；按钮 BUTTON_MINI_DISPATCH_PUBLISH、BUTTON_MINI_DISPATCH_TRANSFER、BUTTON_MINI_DISPATCH_CANCEL。页面控制入口、列表筛选和只读详情查询，司机账号禁止访问详情，按钮同时依赖页面；服务端沿用功能授权、事务内重验和当前会话权限刷新。仅授权非司机可使用，候选不暴露证件，既有业务接口权限不扩散。</w:t>
       </w:r>
       <w:r/>
       <w:r/>
+      <w:r>
+        <w:t xml:space="preserve"/>
+      </w:r>
     </w:p>
     <w:p>
       <w:pPr/>
